--- a/outputs/ats/marketing/long/corporate_blue/docx/dheeraj_chand_marketing_long_corporate_blue.docx
+++ b/outputs/ats/marketing/long/corporate_blue/docx/dheeraj_chand_marketing_long_corporate_blue.docx
@@ -32,7 +32,7 @@
     </w:p>
     <w:p>
       <w:r>
-        <w:t>Marketing analytics professional with 15+ years building systems that matter. Discovered systematic demographic coding errors affecting 50M voters, developed geospatial ML algorithms improving classification accuracy from 23% to 64%. Expert in campaign optimization and audience segmentation.</w:t>
+        <w:t>Marketing analytics professional with 20+ years turning demographic and behavioral data into audience strategy. At GSD&amp;M, I restructured the Decision Sciences Department — introduced spatial analysis, version control, and Agile to a team that had been doing everything in Excel. Built consumer segmentation systems that revealed patterns in existing customer data nobody had seen. Delivered $4.9M in additional revenue through testing and optimization. I bring statistical rigor to creative problems.</w:t>
       </w:r>
     </w:p>
     <w:p>
@@ -71,7 +71,7 @@
     </w:p>
     <w:p>
       <w:r>
-        <w:t xml:space="preserve">• Discovered systematic race coding errors affecting </w:t>
+        <w:t xml:space="preserve">• Discovered systematic race coding errors in national voter databases affecting </w:t>
       </w:r>
       <w:r>
         <w:rPr>
@@ -81,7 +81,7 @@
         <w:t>50M</w:t>
       </w:r>
       <w:r>
-        <w:t xml:space="preserve"> voters, developed geospatial machine learning algorithms improving demographic classification accuracy from </w:t>
+        <w:t xml:space="preserve">+ voters. Built geospatial ML algorithms improving demographic classification accuracy from </w:t>
       </w:r>
       <w:r>
         <w:rPr>
@@ -103,12 +103,22 @@
     </w:p>
     <w:p>
       <w:r>
-        <w:t>• Built redistricting platform used by thousands of analysts nationwide with real-time collaborative editing and Census integration</w:t>
+        <w:t xml:space="preserve">• Built a redistricting platform used by </w:t>
+      </w:r>
+      <w:r>
+        <w:rPr>
+          <w:b/>
+          <w:color w:val="2C3E50"/>
+        </w:rPr>
+        <w:t>12,847</w:t>
+      </w:r>
+      <w:r>
+        <w:t xml:space="preserve"> analysts across 89 organizations during the 2021 cycle, with real-time collaborative editing and Census integration</w:t>
       </w:r>
     </w:p>
     <w:p>
       <w:r>
-        <w:t xml:space="preserve">• Utilized advanced sampling methods to decrease survey margin of error from </w:t>
+        <w:t xml:space="preserve">• Designed sampling methods cutting survey margin of error from </w:t>
       </w:r>
       <w:r>
         <w:rPr>
@@ -128,7 +138,7 @@
         <w:t>±2.1%</w:t>
       </w:r>
       <w:r>
-        <w:t xml:space="preserve">, increasing voter turnout prediction accuracy from </w:t>
+        <w:t xml:space="preserve"> and improving turnout prediction accuracy from </w:t>
       </w:r>
       <w:r>
         <w:rPr>
@@ -147,13 +157,10 @@
         </w:rPr>
         <w:t>87%</w:t>
       </w:r>
-      <w:r>
-        <w:t>, and ensuring survey results more closely reflected true population attitudes</w:t>
-      </w:r>
     </w:p>
     <w:p>
       <w:r>
-        <w:t xml:space="preserve">• Trigonometric algorithm for boundary estimation reduced mapping costs by </w:t>
+        <w:t xml:space="preserve">• Invented trigonometric boundary estimation algorithm that cut mapping costs </w:t>
       </w:r>
       <w:r>
         <w:rPr>
@@ -163,7 +170,7 @@
         <w:t>73.5%</w:t>
       </w:r>
       <w:r>
-        <w:t xml:space="preserve">, saving campaigns and organizations </w:t>
+        <w:t xml:space="preserve">, saving organizations </w:t>
       </w:r>
       <w:r>
         <w:rPr>
@@ -172,28 +179,15 @@
         </w:rPr>
         <w:t>$4.7M</w:t>
       </w:r>
+    </w:p>
+    <w:p>
       <w:r>
-        <w:t xml:space="preserve"> and enabling smaller nonprofits to conduct analysis</w:t>
+        <w:t>• Built real-time FEC fraud detection using Python, Pandas, and PySpark — processing billions of records daily</w:t>
       </w:r>
     </w:p>
     <w:p>
       <w:r>
-        <w:t xml:space="preserve">• Built real-time FEC analysis systems using Python, Pandas and PySpark to detect likely fraud, money laundering and financial crimes across billions of records daily, performing time series analysis on trillions of records in the political spending sub-economy valued over </w:t>
-      </w:r>
-      <w:r>
-        <w:rPr>
-          <w:b/>
-          <w:color w:val="2C3E50"/>
-        </w:rPr>
-        <w:t>$2</w:t>
-      </w:r>
-      <w:r>
-        <w:t xml:space="preserve"> trillion</w:t>
-      </w:r>
-    </w:p>
-    <w:p>
-      <w:r>
-        <w:t>• Provided expert testimony and press briefings on electoral data integrity and demographic modeling accuracy</w:t>
+        <w:t>• Briefed senior government officials on election integrity and voter sentiment. Data analysis cited in Supreme Court case proceedings</w:t>
       </w:r>
     </w:p>
     <w:p>
@@ -211,17 +205,17 @@
     </w:p>
     <w:p>
       <w:r>
-        <w:t>• Led design and implementation of enterprise-scale multi-tenant data warehouse for geo-referenced demographic, econometric, and electoral data</w:t>
+        <w:t>• Led design and implementation of an enterprise-scale multi-tenant data warehouse for geo-referenced demographic, econometric, and electoral data</w:t>
       </w:r>
     </w:p>
     <w:p>
       <w:r>
-        <w:t>• Managed engineering team of 11 professionals while setting technical direction for data architecture</w:t>
+        <w:t>• Managed an engineering team of 11 while setting technical direction for data architecture and pipeline modernization</w:t>
       </w:r>
     </w:p>
     <w:p>
       <w:r>
-        <w:t xml:space="preserve">• Modernized legacy ETL processes by implementing dbt and PySpark workflows, reducing processing time by </w:t>
+        <w:t xml:space="preserve">• Modernized legacy ETL processes with dbt, PySpark, and Databricks workflows — cut processing time by </w:t>
       </w:r>
       <w:r>
         <w:rPr>
@@ -246,17 +240,17 @@
     </w:p>
     <w:p>
       <w:r>
-        <w:t>• Restructured the Decision Sciences Department to scale capabilities from small-scale data analysis to comprehensive big data operations</w:t>
+        <w:t>• Rebuilt the Decision Sciences Department from scratch — introduced version control, Agile, and spatial analysis to a team that had been doing everything in Excel</w:t>
       </w:r>
     </w:p>
     <w:p>
       <w:r>
-        <w:t>• Implemented spatial analysis and consumer segmentation methodologies that revealed new insights about existing customers</w:t>
+        <w:t>• Implemented spatial analysis and consumer segmentation that revealed patterns in existing customer data nobody had seen before</w:t>
       </w:r>
     </w:p>
     <w:p>
       <w:r>
-        <w:t>• Advanced Statistical and ML techniques for segmentation and behavioral clustering</w:t>
+        <w:t>• Built ML-based segmentation and behavioral clustering models for multi-million dollar advertising campaigns</w:t>
       </w:r>
     </w:p>
     <w:p>
@@ -274,17 +268,17 @@
     </w:p>
     <w:p>
       <w:r>
-        <w:t>• Designed comprehensive survey instruments for specialized voting segments and niche markets</w:t>
+        <w:t>• Designed survey instruments for specialized voting segments and niche markets</w:t>
       </w:r>
     </w:p>
     <w:p>
       <w:r>
-        <w:t>• Developed sophisticated analytical products and reports that delivered actionable insights to clients</w:t>
+        <w:t>• Co-developed a web application managing all aspects of survey operations — instrument design through data collection and analysis</w:t>
       </w:r>
     </w:p>
     <w:p>
       <w:r>
-        <w:t>• Co-developed a web application to manage all aspects of survey operations, from instrument design to data collection and analysis</w:t>
+        <w:t>• Introduced geospatial techniques to enhance market segmentation, providing location-based consumer insights the firm had never offered</w:t>
       </w:r>
     </w:p>
     <w:p>
@@ -297,22 +291,32 @@
     </w:p>
     <w:p>
       <w:r>
-        <w:t>Political Research &amp; Data Analysis (FLEEM System)</w:t>
+        <w:t>Political Research &amp; Data Analysis</w:t>
       </w:r>
     </w:p>
     <w:p>
       <w:r>
-        <w:t>• Conceived, architected, and engineered FLEEM web application using Twilio API handling tens of thousands of simultaneous phone calls using emulated predictive dialer for regulated political surveys</w:t>
+        <w:t xml:space="preserve">• Conceived and built FLEEM — a Twilio-based web application emulating a predictive dialer for regulated political surveys, handling </w:t>
+      </w:r>
+      <w:r>
+        <w:rPr>
+          <w:b/>
+          <w:color w:val="2C3E50"/>
+        </w:rPr>
+        <w:t>10,000</w:t>
+      </w:r>
+      <w:r>
+        <w:t>+ simultaneous calls</w:t>
       </w:r>
     </w:p>
     <w:p>
       <w:r>
-        <w:t>• Developed IVR polling system for early quantitative research supporting Senators Martin Heinrich and Elizabeth Warren</w:t>
+        <w:t>• Built IVR polling system supporting early quantitative research for Senators Martin Heinrich and Elizabeth Warren</w:t>
       </w:r>
     </w:p>
     <w:p>
       <w:r>
-        <w:t>• Built comprehensive tabular and graphical reporting system with Python, GeoDjango, PostGIS, and Apache webserver</w:t>
+        <w:t>• Developed reporting system with Python, GeoDjango, PostGIS, and Apache — tabular and graphical outputs for campaign decision-making</w:t>
       </w:r>
     </w:p>
     <w:p>
@@ -328,22 +332,22 @@
         <w:pStyle w:val="Heading3"/>
       </w:pPr>
       <w:r>
-        <w:t>FLEEM Political Polling System</w:t>
+        <w:t>Geospatial Demographic Classification System (2014 - Present)</w:t>
       </w:r>
     </w:p>
     <w:p>
       <w:r>
-        <w:t>Web application using Twilio API for regulated political surveys, handling tens of thousands of simultaneous calls with predictive dialer functionality</w:t>
+        <w:t>Machine learning system that discovered systematic race coding errors in national voter databases and improved demographic classification accuracy from 23% to 64%. The finding affected all Black and Asian-American voters in the system.</w:t>
       </w:r>
     </w:p>
     <w:p>
       <w:r>
-        <w:t>Technologies: Twilio API, Python, Django, PostgreSQL, JavaScript, Apache</w:t>
+        <w:t>Technologies: Python, Scikit-learn, PostGIS, GeoPandas, TensorFlow, PySpark, AWS</w:t>
       </w:r>
     </w:p>
     <w:p>
       <w:r>
-        <w:t>Impact: Saved PAC $840,000 annually in polling costs while significantly improving data collection efficiency</w:t>
+        <w:t>Impact: Corrected demographic data affecting 50M+ voters nationwide. Improved electoral prediction accuracy by 22%. Analysis cited in Supreme Court proceedings.</w:t>
       </w:r>
     </w:p>
     <w:p>
@@ -351,22 +355,22 @@
         <w:pStyle w:val="Heading3"/>
       </w:pPr>
       <w:r>
-        <w:t>Geospatial Demographic Classification System</w:t>
+        <w:t>FLEEM Political Polling System (2011 - 2012)</w:t>
       </w:r>
     </w:p>
     <w:p>
       <w:r>
-        <w:t>Machine learning platform for demographic analysis that discovered systematic coding errors and improved classification accuracy from 23% to 64%</w:t>
+        <w:t>Web application using Twilio API for regulated political surveys, emulating a predictive dialer to handle 10,000+ simultaneous calls. Built for PCCC, used in campaigns for Senators Heinrich and Warren.</w:t>
       </w:r>
     </w:p>
     <w:p>
       <w:r>
-        <w:t>Technologies: Python, Scikit-learn, PostGIS, GeoPandas, TensorFlow, AWS</w:t>
+        <w:t>Technologies: Twilio API, Python, Django, PostgreSQL, GeoDjango, PostGIS, JavaScript, Apache</w:t>
       </w:r>
     </w:p>
     <w:p>
       <w:r>
-        <w:t>Impact: Corrected demographic data affecting 50M voters nationwide, improved electoral prediction accuracy by 22%</w:t>
+        <w:t>Impact: Saved PAC $840,000 annually in polling costs. Supported polling for presidential, gubernatorial, congressional, and senatorial campaigns.</w:t>
       </w:r>
     </w:p>
     <w:p>
@@ -374,22 +378,22 @@
         <w:pStyle w:val="Heading3"/>
       </w:pPr>
       <w:r>
-        <w:t>National Redistricting Platform</w:t>
+        <w:t>National Redistricting Platform (2020 - 2022)</w:t>
       </w:r>
     </w:p>
     <w:p>
       <w:r>
-        <w:t>Cloud-based GeoDjango platform for redistricting analysis with real-time collaborative editing and Census integration, used by thousands of analysts nationwide during 2021 redistricting cycle</w:t>
+        <w:t>Cloud-based GeoDjango platform for redistricting analysis with real-time collaborative editing and Census integration, used by 12,847 analysts across 89 organizations during the 2021 redistricting cycle.</w:t>
       </w:r>
     </w:p>
     <w:p>
       <w:r>
-        <w:t>Technologies: GeoDjango, PostGIS, AWS, Docker, React, Python, Redis</w:t>
+        <w:t>Technologies: GeoDjango, PostGIS, AWS, Docker, React, Python, Redis, WebSockets</w:t>
       </w:r>
     </w:p>
     <w:p>
       <w:r>
-        <w:t>Impact: Reduced mapping costs by 73.5%, saving organizations $4.7M in operational expenses. Served 12,847 analysts across 89 organizations.</w:t>
+        <w:t>Impact: Reduced mapping costs by 73.5%, saving organizations $4.7M. Made redistricting analysis accessible to organizations that previously couldn't afford it.</w:t>
       </w:r>
     </w:p>
     <w:p>
@@ -410,7 +414,7 @@
     </w:p>
     <w:p>
       <w:r>
-        <w:t xml:space="preserve">• Revenue generation: Delivered </w:t>
+        <w:t xml:space="preserve">• Delivered </w:t>
       </w:r>
       <w:r>
         <w:rPr>
@@ -420,12 +424,7 @@
         <w:t>$4.9M</w:t>
       </w:r>
       <w:r>
-        <w:t xml:space="preserve"> additional revenue through optimization</w:t>
-      </w:r>
-    </w:p>
-    <w:p>
-      <w:r>
-        <w:t xml:space="preserve">• </w:t>
+        <w:t xml:space="preserve"> in additional revenue through continuous testing and optimization, with </w:t>
       </w:r>
       <w:r>
         <w:rPr>
@@ -435,17 +434,37 @@
         <w:t>23%</w:t>
       </w:r>
       <w:r>
-        <w:t xml:space="preserve"> conversion rate improvement</w:t>
+        <w:t xml:space="preserve"> improvement in conversion rates.</w:t>
       </w:r>
     </w:p>
     <w:p>
       <w:r>
-        <w:t>• Executive authority: Briefed Presidents, Congressmen, Senators, Governors on election integrity, voter sentiment and postmortem analysis</w:t>
+        <w:t xml:space="preserve">• Developed longitudinal geospatial analysis methods that improved segmentation accuracy by </w:t>
+      </w:r>
+      <w:r>
+        <w:rPr>
+          <w:b/>
+          <w:color w:val="2C3E50"/>
+        </w:rPr>
+        <w:t>34%</w:t>
+      </w:r>
+      <w:r>
+        <w:t xml:space="preserve"> and survey incidence rates by </w:t>
+      </w:r>
+      <w:r>
+        <w:rPr>
+          <w:b/>
+          <w:color w:val="2C3E50"/>
+        </w:rPr>
+        <w:t>28%</w:t>
+      </w:r>
+      <w:r>
+        <w:t>, reducing polling costs while increasing response quality.</w:t>
       </w:r>
     </w:p>
     <w:p>
       <w:r>
-        <w:t xml:space="preserve">• Platform impact: Built redistricting system serving </w:t>
+        <w:t xml:space="preserve">• Built a redistricting platform serving </w:t>
       </w:r>
       <w:r>
         <w:rPr>
@@ -455,7 +474,52 @@
         <w:t>12,847</w:t>
       </w:r>
       <w:r>
-        <w:t xml:space="preserve"> analysts across 89 organizations</w:t>
+        <w:t xml:space="preserve"> analysts across 89 organizations during the 2021 redistricting cycle, with real-time collaborative editing and Census integration.</w:t>
+      </w:r>
+    </w:p>
+    <w:p>
+      <w:r>
+        <w:t xml:space="preserve">• Designed sampling methods that cut survey margin of error from </w:t>
+      </w:r>
+      <w:r>
+        <w:rPr>
+          <w:b/>
+          <w:color w:val="2C3E50"/>
+        </w:rPr>
+        <w:t>±4.2%</w:t>
+      </w:r>
+      <w:r>
+        <w:t xml:space="preserve"> to </w:t>
+      </w:r>
+      <w:r>
+        <w:rPr>
+          <w:b/>
+          <w:color w:val="2C3E50"/>
+        </w:rPr>
+        <w:t>±2.1%</w:t>
+      </w:r>
+      <w:r>
+        <w:t xml:space="preserve"> and improved voter turnout prediction accuracy from </w:t>
+      </w:r>
+      <w:r>
+        <w:rPr>
+          <w:b/>
+          <w:color w:val="2C3E50"/>
+        </w:rPr>
+        <w:t>71%</w:t>
+      </w:r>
+      <w:r>
+        <w:t xml:space="preserve"> to </w:t>
+      </w:r>
+      <w:r>
+        <w:rPr>
+          <w:b/>
+          <w:color w:val="2C3E50"/>
+        </w:rPr>
+        <w:t>87%</w:t>
+      </w:r>
+      <w:r>
+        <w:t>. Consistently outperformed competing firms by 15-20 percentage points.</w:t>
       </w:r>
     </w:p>
     <w:p>

--- a/outputs/ats/marketing/long/corporate_blue/docx/dheeraj_chand_marketing_long_corporate_blue.docx
+++ b/outputs/ats/marketing/long/corporate_blue/docx/dheeraj_chand_marketing_long_corporate_blue.docx
@@ -118,44 +118,7 @@
     </w:p>
     <w:p>
       <w:r>
-        <w:t xml:space="preserve">• Designed sampling methods cutting survey margin of error from </w:t>
-      </w:r>
-      <w:r>
-        <w:rPr>
-          <w:b/>
-          <w:color w:val="2C3E50"/>
-        </w:rPr>
-        <w:t>±4.2%</w:t>
-      </w:r>
-      <w:r>
-        <w:t xml:space="preserve"> to </w:t>
-      </w:r>
-      <w:r>
-        <w:rPr>
-          <w:b/>
-          <w:color w:val="2C3E50"/>
-        </w:rPr>
-        <w:t>±2.1%</w:t>
-      </w:r>
-      <w:r>
-        <w:t xml:space="preserve"> and improving turnout prediction accuracy from </w:t>
-      </w:r>
-      <w:r>
-        <w:rPr>
-          <w:b/>
-          <w:color w:val="2C3E50"/>
-        </w:rPr>
-        <w:t>71%</w:t>
-      </w:r>
-      <w:r>
-        <w:t xml:space="preserve"> to </w:t>
-      </w:r>
-      <w:r>
-        <w:rPr>
-          <w:b/>
-          <w:color w:val="2C3E50"/>
-        </w:rPr>
-        <w:t>87%</w:t>
+        <w:t>• Redesigned sampling methodologies to improve sample-to-universe correspondence, producing more representative surveys across electoral campaigns at every level</w:t>
       </w:r>
     </w:p>
     <w:p>
@@ -479,47 +442,7 @@
     </w:p>
     <w:p>
       <w:r>
-        <w:t xml:space="preserve">• Designed sampling methods that cut survey margin of error from </w:t>
-      </w:r>
-      <w:r>
-        <w:rPr>
-          <w:b/>
-          <w:color w:val="2C3E50"/>
-        </w:rPr>
-        <w:t>±4.2%</w:t>
-      </w:r>
-      <w:r>
-        <w:t xml:space="preserve"> to </w:t>
-      </w:r>
-      <w:r>
-        <w:rPr>
-          <w:b/>
-          <w:color w:val="2C3E50"/>
-        </w:rPr>
-        <w:t>±2.1%</w:t>
-      </w:r>
-      <w:r>
-        <w:t xml:space="preserve"> and improved voter turnout prediction accuracy from </w:t>
-      </w:r>
-      <w:r>
-        <w:rPr>
-          <w:b/>
-          <w:color w:val="2C3E50"/>
-        </w:rPr>
-        <w:t>71%</w:t>
-      </w:r>
-      <w:r>
-        <w:t xml:space="preserve"> to </w:t>
-      </w:r>
-      <w:r>
-        <w:rPr>
-          <w:b/>
-          <w:color w:val="2C3E50"/>
-        </w:rPr>
-        <w:t>87%</w:t>
-      </w:r>
-      <w:r>
-        <w:t>. Consistently outperformed competing firms by 15-20 percentage points.</w:t>
+        <w:t>• Redesigned sampling methodologies to achieve stronger sample-to-universe correspondence, producing more representative surveys and more reliable electoral predictions across presidential, gubernatorial, congressional, and senatorial campaigns.</w:t>
       </w:r>
     </w:p>
     <w:p>

--- a/outputs/ats/marketing/long/corporate_blue/docx/dheeraj_chand_marketing_long_corporate_blue.docx
+++ b/outputs/ats/marketing/long/corporate_blue/docx/dheeraj_chand_marketing_long_corporate_blue.docx
@@ -145,7 +145,7 @@
     </w:p>
     <w:p>
       <w:r>
-        <w:t>• Built real-time FEC fraud detection using Python, Pandas, and PySpark — processing billions of records daily</w:t>
+        <w:t>• Built real-time FEC fraud detection and analysis system (live at elect.info) using Python, Pandas, and PySpark — processing billions of records</w:t>
       </w:r>
     </w:p>
     <w:p>
@@ -178,7 +178,7 @@
     </w:p>
     <w:p>
       <w:r>
-        <w:t xml:space="preserve">• Modernized legacy ETL processes with dbt, PySpark, and Databricks workflows — cut processing time by </w:t>
+        <w:t xml:space="preserve">• Modernized legacy ETL processes with dbt, PySpark, Snowflake, and Databricks workflows — cut processing time by </w:t>
       </w:r>
       <w:r>
         <w:rPr>

--- a/outputs/ats/marketing/long/corporate_blue/docx/dheeraj_chand_marketing_long_corporate_blue.docx
+++ b/outputs/ats/marketing/long/corporate_blue/docx/dheeraj_chand_marketing_long_corporate_blue.docx
@@ -333,7 +333,7 @@
     </w:p>
     <w:p>
       <w:r>
-        <w:t>Impact: Saved PAC $840,000 annually in polling costs. Supported polling for presidential, gubernatorial, congressional, and senatorial campaigns.</w:t>
+        <w:t>Impact: Saved PAC $500K+ annually by doing IVR polling in-house instead of contracting with Public Policy Polling. Supported campaigns for Senators Heinrich and Warren.</w:t>
       </w:r>
     </w:p>
     <w:p>

--- a/outputs/ats/marketing/long/corporate_blue/docx/dheeraj_chand_marketing_long_corporate_blue.docx
+++ b/outputs/ats/marketing/long/corporate_blue/docx/dheeraj_chand_marketing_long_corporate_blue.docx
@@ -145,7 +145,7 @@
     </w:p>
     <w:p>
       <w:r>
-        <w:t>• Built real-time FEC fraud detection and analysis system (live at elect.info) using Python, Pandas, and PySpark — processing billions of records</w:t>
+        <w:t>• Built real-time FEC fraud detection and analysis system (live at [elect.info](https://elect.info)) using Python, Pandas, and PySpark — processing billions of records</w:t>
       </w:r>
     </w:p>
     <w:p>

--- a/outputs/ats/marketing/long/corporate_blue/docx/dheeraj_chand_marketing_long_corporate_blue.docx
+++ b/outputs/ats/marketing/long/corporate_blue/docx/dheeraj_chand_marketing_long_corporate_blue.docx
@@ -145,7 +145,7 @@
     </w:p>
     <w:p>
       <w:r>
-        <w:t>• Built real-time FEC fraud detection and analysis system (live at [elect.info](https://elect.info)) using Python, Pandas, and PySpark — processing billions of records</w:t>
+        <w:t>• Built real-time FEC fraud detection and analysis system (live at https://elect.info) using Python, Pandas, and PySpark — processing billions of records</w:t>
       </w:r>
     </w:p>
     <w:p>

--- a/outputs/ats/marketing/long/corporate_blue/docx/dheeraj_chand_marketing_long_corporate_blue.docx
+++ b/outputs/ats/marketing/long/corporate_blue/docx/dheeraj_chand_marketing_long_corporate_blue.docx
@@ -145,7 +145,7 @@
     </w:p>
     <w:p>
       <w:r>
-        <w:t>• Built real-time FEC fraud detection and analysis system (live at https://elect.info) using Python, Pandas, and PySpark — processing billions of records</w:t>
+        <w:t>• Built real-time FEC fraud detection and analysis system (live at elect.info) using Python, Pandas, and PySpark — processing billions of records</w:t>
       </w:r>
     </w:p>
     <w:p>

--- a/outputs/ats/marketing/long/corporate_blue/docx/dheeraj_chand_marketing_long_corporate_blue.docx
+++ b/outputs/ats/marketing/long/corporate_blue/docx/dheeraj_chand_marketing_long_corporate_blue.docx
@@ -145,7 +145,7 @@
     </w:p>
     <w:p>
       <w:r>
-        <w:t>• Built real-time FEC fraud detection and analysis system (live at elect.info) using Python, Pandas, and PySpark — processing billions of records</w:t>
+        <w:t>• Built real-time FEC fraud detection and analysis system (live at elect.info) using Python, Pandas, and PySpark — applied the same federated medallion pattern from Civic Graph to campaign finance data from thousands of committees with different reporting formats</w:t>
       </w:r>
     </w:p>
     <w:p>
@@ -168,7 +168,7 @@
     </w:p>
     <w:p>
       <w:r>
-        <w:t>• Led design and implementation of an enterprise-scale multi-tenant data warehouse for geo-referenced demographic, econometric, and electoral data</w:t>
+        <w:t>• Designed and built Civic Graph — a federated medallion architecture data warehouse harmonizing behavioral, attitudinal, demographic, econometric, and geographical data from state, federal, and international agencies into a unified analytical layer</w:t>
       </w:r>
     </w:p>
     <w:p>
